--- a/Agentes/Maria/Compliance e Políticas/Canal de Denúncias/Documentos Elaborados/Codigo-de-Conduta.docx
+++ b/Agentes/Maria/Compliance e Políticas/Canal de Denúncias/Documentos Elaborados/Codigo-de-Conduta.docx
@@ -24,7 +24,7 @@
           <w:i/>
           <w:sz w:val="20"/>
         </w:rPr>
-        <w:t>Regras de conduta para prevenção ao assédio, à discriminação e à violência no trabalho</w:t>
+        <w:t>Regras de conduta, segurança e medicina do trabalho</w:t>
       </w:r>
     </w:p>
     <w:tbl>
@@ -105,7 +105,7 @@
           <w:i w:val="0"/>
           <w:sz w:val="20"/>
         </w:rPr>
-        <w:t>Definir as regras de conduta e o padrão de comportamento esperado de todos os colaboradores, com foco na prevenção ao assédio, à discriminação e à violência no trabalho, em cumprimento ao art. 23 da CLT (Lei nº 14.457/2022).</w:t>
+        <w:t>Definir as regras de conduta e o padrão de comportamento esperado de todos os colaboradores, abrangendo a prevenção ao assédio, à discriminação e à violência no trabalho e as orientações de segurança e medicina do trabalho, em cumprimento ao art. 23 da CLT (Lei nº 14.457/2022) e às Normas Regulamentadoras aplicáveis.</w:t>
       </w:r>
     </w:p>
     <w:p>
@@ -255,7 +255,122 @@
         <w:pStyle w:val="Heading1"/>
       </w:pPr>
       <w:r>
-        <w:t>4. Condutas vedadas</w:t>
+        <w:t>4. Segurança no trabalho</w:t>
+      </w:r>
+    </w:p>
+    <w:p>
+      <w:pPr>
+        <w:pStyle w:val="ListBullet"/>
+        <w:spacing w:after="20"/>
+      </w:pPr>
+      <w:r>
+        <w:t>Cumprir as Ordens de Serviço de Segurança e Saúde no Trabalho e as orientações do responsável de SST.</w:t>
+      </w:r>
+    </w:p>
+    <w:p>
+      <w:pPr>
+        <w:pStyle w:val="ListBullet"/>
+        <w:spacing w:after="20"/>
+      </w:pPr>
+      <w:r>
+        <w:t>Usar corretamente os equipamentos de proteção individual (EPIs) fornecidos, conservá-los e solicitar substituição quando necessário.</w:t>
+      </w:r>
+    </w:p>
+    <w:p>
+      <w:pPr>
+        <w:pStyle w:val="ListBullet"/>
+        <w:spacing w:after="20"/>
+      </w:pPr>
+      <w:r>
+        <w:t>Operar máquinas e equipamentos somente quando autorizado e treinado; não remover ou neutralizar proteções e dispositivos de segurança.</w:t>
+      </w:r>
+    </w:p>
+    <w:p>
+      <w:pPr>
+        <w:pStyle w:val="ListBullet"/>
+        <w:spacing w:after="20"/>
+      </w:pPr>
+      <w:r>
+        <w:t>Manter a organização e a limpeza do posto; não obstruir corredores, saídas, extintores e equipamentos de emergência.</w:t>
+      </w:r>
+    </w:p>
+    <w:p>
+      <w:pPr>
+        <w:pStyle w:val="ListBullet"/>
+        <w:spacing w:after="20"/>
+      </w:pPr>
+      <w:r>
+        <w:t>Cumprir as pausas e os rodízios definidos pela empresa.</w:t>
+      </w:r>
+    </w:p>
+    <w:p>
+      <w:pPr>
+        <w:pStyle w:val="ListBullet"/>
+        <w:spacing w:after="20"/>
+      </w:pPr>
+      <w:r>
+        <w:t>Comunicar imediatamente qualquer condição insegura, incidente, quase acidente ou acidente.</w:t>
+      </w:r>
+    </w:p>
+    <w:p>
+      <w:pPr>
+        <w:pStyle w:val="ListBullet"/>
+        <w:spacing w:after="20"/>
+      </w:pPr>
+      <w:r>
+        <w:t>Interromper a atividade e avisar o superior diante de risco grave e iminente à saúde ou à integridade física.</w:t>
+      </w:r>
+    </w:p>
+    <w:p>
+      <w:pPr>
+        <w:pStyle w:val="Heading1"/>
+      </w:pPr>
+      <w:r>
+        <w:t>5. Medicina do trabalho</w:t>
+      </w:r>
+    </w:p>
+    <w:p>
+      <w:pPr>
+        <w:pStyle w:val="ListBullet"/>
+        <w:spacing w:after="20"/>
+      </w:pPr>
+      <w:r>
+        <w:t>Submeter-se aos exames médicos admissionais, periódicos, de retorno ao trabalho e demissionais (PCMSO).</w:t>
+      </w:r>
+    </w:p>
+    <w:p>
+      <w:pPr>
+        <w:pStyle w:val="ListBullet"/>
+        <w:spacing w:after="20"/>
+      </w:pPr>
+      <w:r>
+        <w:t>Informar a empresa e o médico sobre condições de saúde que possam afetar a segurança própria ou de terceiros.</w:t>
+      </w:r>
+    </w:p>
+    <w:p>
+      <w:pPr>
+        <w:pStyle w:val="ListBullet"/>
+        <w:spacing w:after="20"/>
+      </w:pPr>
+      <w:r>
+        <w:t>Seguir as recomendações médicas e respeitar as restrições de aptidão indicadas.</w:t>
+      </w:r>
+    </w:p>
+    <w:p>
+      <w:pPr>
+        <w:pStyle w:val="ListBullet"/>
+        <w:spacing w:after="20"/>
+      </w:pPr>
+      <w:r>
+        <w:t>Comunicar afastamentos e apresentar atestados nos prazos definidos pela empresa.</w:t>
+      </w:r>
+    </w:p>
+    <w:p>
+      <w:pPr>
+        <w:pStyle w:val="Heading1"/>
+      </w:pPr>
+      <w:r>
+        <w:t>6. Condutas vedadas</w:t>
       </w:r>
     </w:p>
     <w:p>
@@ -299,7 +414,7 @@
         <w:pStyle w:val="Heading1"/>
       </w:pPr>
       <w:r>
-        <w:t>5. Denúncia e não retaliação</w:t>
+        <w:t>7. Denúncia e não retaliação</w:t>
       </w:r>
     </w:p>
     <w:p>
@@ -317,7 +432,7 @@
         <w:pStyle w:val="Heading1"/>
       </w:pPr>
       <w:r>
-        <w:t>6. Consequências do descumprimento</w:t>
+        <w:t>8. Consequências do descumprimento</w:t>
       </w:r>
     </w:p>
     <w:p>
@@ -335,7 +450,7 @@
         <w:pStyle w:val="Heading1"/>
       </w:pPr>
       <w:r>
-        <w:t>7. Ciência e vinculação</w:t>
+        <w:t>9. Ciência e vinculação</w:t>
       </w:r>
     </w:p>
     <w:p>
